--- a/data/ai_paras/AI_para_172.docx
+++ b/data/ai_paras/AI_para_172.docx
@@ -4,7 +4,7 @@
   <w:body>
     <w:p>
       <w:r>
-        <w:t>In this week’s live session, we focused our discussion our the importance of organizational learning. Continuous learning in an organization drives innovation and impacts employee experience. In our discussion groups, we recognized that we have all experienced learning cultures within our organizations at different calibers. While having a learning culture, management and leadership are responsible for facilitating and supporting an environment that cultivates psychological trust and safety. While success should be celebrated, a lot can be learned from mistakes. A space where psychological trust and safety gives space for employees to take accountability for mistakes and better develop. In many of our experiences, management and leadership lack the compassion to allow employees to ask questions and feel. Flexibility is required when leading a team. Different employees have different levels of experience and education. The goal is to meet people where they are rather than expect them to fit into one mold.</w:t>
+        <w:t>Psychological trust and safety are essential components in fostering a learning culture within organizations. A supportive environment enables employees to learn from mistakes, thereby promoting growth and innovation. During our live session, participants shared experiences illustrating that management and leadership play a crucial role in creating such an environment. According to the primary source, leadership styles significantly impact employee experiences and organizational learning, emphasizing the need for a nurturing atmosphere. Additionally, insights from the study on creativity in the banking sector suggest that psychological safety enhances creativity and engagement (Ref-f926661). These findings align with course concepts on continuous learning and innovation, underscoring the importance of an open and trustful workplace for developmental success.</w:t>
       </w:r>
     </w:p>
     <w:sectPr>
